--- a/Output/tables-set-table-padding-output.docx
+++ b/Output/tables-set-table-padding-output.docx
@@ -28,7 +28,11 @@
               <w:right w:val="single" w:color="auto" w:sz="4" w:space="0"/>
             </w:tcBorders>
           </w:tcPr>
-          <w:p/>
+          <w:p>
+            <w:r>
+              <w:t>Apple</w:t>
+            </w:r>
+          </w:p>
         </w:tc>
         <w:tc>
           <w:tcPr>
@@ -40,7 +44,11 @@
               <w:right w:val="single" w:color="auto" w:sz="4" w:space="0"/>
             </w:tcBorders>
           </w:tcPr>
-          <w:p/>
+          <w:p>
+            <w:r>
+              <w:t>Banana</w:t>
+            </w:r>
+          </w:p>
         </w:tc>
         <w:tc>
           <w:tcPr>
@@ -52,7 +60,11 @@
               <w:right w:val="single" w:color="auto" w:sz="4" w:space="0"/>
             </w:tcBorders>
           </w:tcPr>
-          <w:p/>
+          <w:p>
+            <w:r>
+              <w:t>Mango</w:t>
+            </w:r>
+          </w:p>
         </w:tc>
       </w:tr>
       <w:tr>
@@ -66,7 +78,11 @@
               <w:right w:val="single" w:color="auto" w:sz="4" w:space="0"/>
             </w:tcBorders>
           </w:tcPr>
-          <w:p/>
+          <w:p>
+            <w:r>
+              <w:t>Orange</w:t>
+            </w:r>
+          </w:p>
         </w:tc>
         <w:tc>
           <w:tcPr>
@@ -78,7 +94,11 @@
               <w:right w:val="single" w:color="auto" w:sz="4" w:space="0"/>
             </w:tcBorders>
           </w:tcPr>
-          <w:p/>
+          <w:p>
+            <w:r>
+              <w:t>Grape</w:t>
+            </w:r>
+          </w:p>
         </w:tc>
         <w:tc>
           <w:tcPr>
@@ -90,7 +110,11 @@
               <w:right w:val="single" w:color="auto" w:sz="4" w:space="0"/>
             </w:tcBorders>
           </w:tcPr>
-          <w:p/>
+          <w:p>
+            <w:r>
+              <w:t>Kiwi</w:t>
+            </w:r>
+          </w:p>
         </w:tc>
       </w:tr>
       <w:tr>
@@ -104,7 +128,11 @@
               <w:right w:val="single" w:color="auto" w:sz="4" w:space="0"/>
             </w:tcBorders>
           </w:tcPr>
-          <w:p/>
+          <w:p>
+            <w:r>
+              <w:t>Papaya</w:t>
+            </w:r>
+          </w:p>
         </w:tc>
         <w:tc>
           <w:tcPr>
@@ -116,7 +144,11 @@
               <w:right w:val="single" w:color="auto" w:sz="4" w:space="0"/>
             </w:tcBorders>
           </w:tcPr>
-          <w:p/>
+          <w:p>
+            <w:r>
+              <w:t>Pear</w:t>
+            </w:r>
+          </w:p>
         </w:tc>
         <w:tc>
           <w:tcPr>
@@ -128,7 +160,11 @@
               <w:right w:val="single" w:color="auto" w:sz="4" w:space="0"/>
             </w:tcBorders>
           </w:tcPr>
-          <w:p/>
+          <w:p>
+            <w:r>
+              <w:t>Peach</w:t>
+            </w:r>
+          </w:p>
         </w:tc>
       </w:tr>
     </w:tbl>
